--- a/report/Samrat Acharya - Lustro Report.docx
+++ b/report/Samrat Acharya - Lustro Report.docx
@@ -53,7 +53,6 @@
       </w:r>
       <w:r>
         <w:rPr>
-          <w:b/>
           <w:bCs/>
           <w:sz w:val="28"/>
           <w:szCs w:val="28"/>
@@ -462,7 +461,6 @@
       </w:r>
       <w:r>
         <w:rPr>
-          <w:b/>
           <w:bCs/>
         </w:rPr>
         <w:t>On-the-Job Training (OJT)</w:t>
@@ -473,7 +471,6 @@
       </w:r>
       <w:r>
         <w:rPr>
-          <w:b/>
           <w:bCs/>
         </w:rPr>
         <w:t>"Lustro E-commerce Platform"</w:t>
@@ -484,7 +481,6 @@
       </w:r>
       <w:r>
         <w:rPr>
-          <w:b/>
           <w:bCs/>
         </w:rPr>
         <w:t>Mr. Samrat Acharya</w:t>
@@ -495,7 +491,6 @@
       </w:r>
       <w:r>
         <w:rPr>
-          <w:b/>
           <w:bCs/>
         </w:rPr>
         <w:t>Grade 10 at Shivapuri Secondary School</w:t>
@@ -506,7 +501,6 @@
       </w:r>
       <w:r>
         <w:rPr>
-          <w:b/>
           <w:bCs/>
         </w:rPr>
         <w:t>academic year 2082/83</w:t>
@@ -541,7 +535,6 @@
       </w:r>
       <w:r>
         <w:rPr>
-          <w:b/>
           <w:bCs/>
         </w:rPr>
         <w:t xml:space="preserve">academic year 2082 </w:t>
@@ -714,7 +707,6 @@
       </w:r>
       <w:r>
         <w:rPr>
-          <w:b/>
           <w:bCs/>
         </w:rPr>
         <w:t>Mr. Samrat Acharya</w:t>
@@ -725,7 +717,6 @@
       </w:r>
       <w:r>
         <w:rPr>
-          <w:b/>
           <w:bCs/>
         </w:rPr>
         <w:t>On-the-Job Training (OJT)</w:t>
@@ -736,7 +727,6 @@
       </w:r>
       <w:r>
         <w:rPr>
-          <w:b/>
           <w:bCs/>
         </w:rPr>
         <w:t>Computer Engineering curriculum under the Technical Stream</w:t>
@@ -747,7 +737,6 @@
       </w:r>
       <w:r>
         <w:rPr>
-          <w:b/>
           <w:bCs/>
         </w:rPr>
         <w:t xml:space="preserve"> 2082B.S.</w:t>
@@ -766,7 +755,6 @@
       </w:r>
       <w:r>
         <w:rPr>
-          <w:b/>
           <w:bCs/>
         </w:rPr>
         <w:t>Lustro E-commerce Platform.</w:t>
@@ -943,7 +931,6 @@
       </w:r>
       <w:r>
         <w:rPr>
-          <w:b/>
           <w:bCs/>
         </w:rPr>
         <w:t xml:space="preserve"> Samrat Acharya</w:t>
@@ -954,7 +941,6 @@
       </w:r>
       <w:r>
         <w:rPr>
-          <w:b/>
           <w:bCs/>
         </w:rPr>
         <w:t>Computer Engineering</w:t>
@@ -1171,7 +1157,6 @@
       </w:r>
       <w:r>
         <w:rPr>
-          <w:b/>
           <w:bCs/>
         </w:rPr>
         <w:t>Er. Sagun Babu Adhikari</w:t>
@@ -1194,7 +1179,6 @@
       </w:r>
       <w:r>
         <w:rPr>
-          <w:b/>
           <w:bCs/>
         </w:rPr>
         <w:t>Mrs. Sindhu Tuladha</w:t>
@@ -1217,7 +1201,6 @@
       </w:r>
       <w:r>
         <w:rPr>
-          <w:b/>
           <w:bCs/>
         </w:rPr>
         <w:t>Shivapuri Secondary School</w:t>
@@ -1228,7 +1211,6 @@
       </w:r>
       <w:r>
         <w:rPr>
-          <w:b/>
           <w:bCs/>
         </w:rPr>
         <w:t>Department of Computer Engineering</w:t>
@@ -1333,7 +1315,6 @@
       </w:r>
       <w:r>
         <w:rPr>
-          <w:b/>
           <w:bCs/>
         </w:rPr>
         <w:t>Page No.</w:t>
@@ -3742,7 +3723,6 @@
       </w:r>
       <w:r>
         <w:rPr>
-          <w:b/>
           <w:bCs/>
         </w:rPr>
         <w:t>e On-the-Job Training (OJT)</w:t>
@@ -3753,7 +3733,6 @@
       </w:r>
       <w:r>
         <w:rPr>
-          <w:b/>
           <w:bCs/>
         </w:rPr>
         <w:t>Computer Engineering Department</w:t>
@@ -3764,7 +3743,6 @@
       </w:r>
       <w:r>
         <w:rPr>
-          <w:b/>
           <w:bCs/>
         </w:rPr>
         <w:t>academic year 2082/83</w:t>
@@ -3799,7 +3777,6 @@
       </w:r>
       <w:r>
         <w:rPr>
-          <w:b/>
           <w:bCs/>
         </w:rPr>
         <w:t>full-stack web development</w:t>
@@ -5006,22 +4983,24 @@
     </w:p>
     <w:p>
       <w:pPr>
-        <w:pStyle w:val="Normal"/>
-        <w:keepNext w:val="true"/>
-        <w:spacing w:lineRule="auto" w:line="480" w:before="0" w:after="120"/>
-        <w:jc w:val="both"/>
-        <w:rPr/>
+        <w:jc w:val="center"/>
       </w:pPr>
       <w:r>
-        <w:rPr/>
-        <w:t>The product detail page presents a gallery, full technical specifications, verified collector reviews, related pieces, and a waitlist for sold-out timepieces.</w:t>
+        <w:rPr>
+          <w:i/>
+          <w:sz w:val="18"/>
+        </w:rPr>
+        <w:t>Figure: Collector Reviews section with verified purchase badges and rating breakdown</w:t>
       </w:r>
     </w:p>
     <w:p>
+      <w:pPr>
+        <w:jc w:val="center"/>
+      </w:pPr>
       <w:r>
         <w:drawing>
           <wp:inline xmlns:a="http://schemas.openxmlformats.org/drawingml/2006/main">
-            <wp:extent cx="5029200" cy="2783555"/>
+            <wp:extent cx="4572000" cy="2530505"/>
             <wp:docPr id="12" name="Picture 12"/>
             <wp:cNvGraphicFramePr>
               <a:graphicFrameLocks noChangeAspect="1"/>
@@ -5042,7 +5021,7 @@
                   <pic:spPr>
                     <a:xfrm>
                       <a:off x="0" y="0"/>
-                      <a:ext cx="5029200" cy="2783555"/>
+                      <a:ext cx="4572000" cy="2530505"/>
                     </a:xfrm>
                     <a:prstGeom prst="rect"/>
                   </pic:spPr>
@@ -5051,6 +5030,19 @@
             </a:graphic>
           </wp:inline>
         </w:drawing>
+      </w:r>
+    </w:p>
+    <w:p>
+      <w:pPr>
+        <w:pStyle w:val="Normal"/>
+        <w:keepNext w:val="true"/>
+        <w:spacing w:lineRule="auto" w:line="480" w:before="0" w:after="120"/>
+        <w:jc w:val="both"/>
+        <w:rPr/>
+      </w:pPr>
+      <w:r>
+        <w:rPr/>
+        <w:t>The product detail page presents a gallery, full technical specifications, verified collector reviews, related pieces, and a waitlist for sold-out timepieces.</w:t>
       </w:r>
     </w:p>
     <w:p>
@@ -5618,7 +5610,6 @@
       </w:r>
       <w:r>
         <w:rPr>
-          <w:b/>
           <w:bCs/>
         </w:rPr>
         <w:t>Lustro</w:t>
@@ -6681,7 +6672,6 @@
       </w:r>
       <w:r>
         <w:rPr>
-          <w:b/>
           <w:bCs/>
         </w:rPr>
         <w:t>Django REST Framework</w:t>
@@ -6703,7 +6693,6 @@
       </w:r>
       <w:r>
         <w:rPr>
-          <w:b/>
           <w:bCs/>
         </w:rPr>
         <w:t>React + Vite</w:t>
@@ -6725,7 +6714,6 @@
       </w:r>
       <w:r>
         <w:rPr>
-          <w:b/>
           <w:bCs/>
         </w:rPr>
         <w:t>Three.js</w:t>
@@ -6742,7 +6730,9 @@
         <w:rPr/>
       </w:pPr>
       <w:r>
-        <w:rPr/>
+        <w:rPr>
+          <w:b/>
+        </w:rPr>
         <w:t>4.  Tailwind CSS (Styling): https://tailwindcss.com</w:t>
       </w:r>
     </w:p>

--- a/report/Samrat Acharya - Lustro Report.docx
+++ b/report/Samrat Acharya - Lustro Report.docx
@@ -4983,57 +4983,6 @@
     </w:p>
     <w:p>
       <w:pPr>
-        <w:jc w:val="center"/>
-      </w:pPr>
-      <w:r>
-        <w:rPr>
-          <w:i/>
-          <w:sz w:val="18"/>
-        </w:rPr>
-        <w:t>Figure: Collector Reviews section with verified purchase badges and rating breakdown</w:t>
-      </w:r>
-    </w:p>
-    <w:p>
-      <w:pPr>
-        <w:jc w:val="center"/>
-      </w:pPr>
-      <w:r>
-        <w:drawing>
-          <wp:inline xmlns:a="http://schemas.openxmlformats.org/drawingml/2006/main">
-            <wp:extent cx="4572000" cy="2530505"/>
-            <wp:docPr id="12" name="Picture 12"/>
-            <wp:cNvGraphicFramePr>
-              <a:graphicFrameLocks noChangeAspect="1"/>
-            </wp:cNvGraphicFramePr>
-            <a:graphic>
-              <a:graphicData uri="http://schemas.openxmlformats.org/drawingml/2006/picture">
-                <pic:pic>
-                  <pic:nvPicPr>
-                    <pic:cNvPr id="0" name="review.png"/>
-                    <pic:cNvPicPr/>
-                  </pic:nvPicPr>
-                  <pic:blipFill>
-                    <a:blip r:embed="rId27"/>
-                    <a:stretch>
-                      <a:fillRect/>
-                    </a:stretch>
-                  </pic:blipFill>
-                  <pic:spPr>
-                    <a:xfrm>
-                      <a:off x="0" y="0"/>
-                      <a:ext cx="4572000" cy="2530505"/>
-                    </a:xfrm>
-                    <a:prstGeom prst="rect"/>
-                  </pic:spPr>
-                </pic:pic>
-              </a:graphicData>
-            </a:graphic>
-          </wp:inline>
-        </w:drawing>
-      </w:r>
-    </w:p>
-    <w:p>
-      <w:pPr>
         <w:pStyle w:val="Normal"/>
         <w:keepNext w:val="true"/>
         <w:spacing w:lineRule="auto" w:line="480" w:before="0" w:after="120"/>
@@ -5152,6 +5101,74 @@
     <w:p>
       <w:pPr>
         <w:pStyle w:val="Heading3"/>
+      </w:pPr>
+      <w:r>
+        <w:rPr>
+          <w:b/>
+        </w:rPr>
+        <w:t>3.3.8  Customer Reviews &amp; Ratings</w:t>
+      </w:r>
+    </w:p>
+    <w:p>
+      <w:r>
+        <w:t>The reviews section builds social proof through verified purchase badges, star ratings, and detailed collector feedback. Users can filter by rating, sort by recency, and submit their own reviews after purchase.</w:t>
+      </w:r>
+    </w:p>
+    <w:p>
+      <w:pPr>
+        <w:jc w:val="center"/>
+      </w:pPr>
+      <w:r>
+        <w:drawing>
+          <wp:inline xmlns:a="http://schemas.openxmlformats.org/drawingml/2006/main">
+            <wp:extent cx="4572000" cy="2530505"/>
+            <wp:docPr id="12" name="Picture 12"/>
+            <wp:cNvGraphicFramePr>
+              <a:graphicFrameLocks noChangeAspect="1"/>
+            </wp:cNvGraphicFramePr>
+            <a:graphic>
+              <a:graphicData uri="http://schemas.openxmlformats.org/drawingml/2006/picture">
+                <pic:pic>
+                  <pic:nvPicPr>
+                    <pic:cNvPr id="0" name="review.png"/>
+                    <pic:cNvPicPr/>
+                  </pic:nvPicPr>
+                  <pic:blipFill>
+                    <a:blip r:embed="rId27"/>
+                    <a:stretch>
+                      <a:fillRect/>
+                    </a:stretch>
+                  </pic:blipFill>
+                  <pic:spPr>
+                    <a:xfrm>
+                      <a:off x="0" y="0"/>
+                      <a:ext cx="4572000" cy="2530505"/>
+                    </a:xfrm>
+                    <a:prstGeom prst="rect"/>
+                  </pic:spPr>
+                </pic:pic>
+              </a:graphicData>
+            </a:graphic>
+          </wp:inline>
+        </w:drawing>
+      </w:r>
+    </w:p>
+    <w:p>
+      <w:pPr>
+        <w:jc w:val="center"/>
+      </w:pPr>
+      <w:r>
+        <w:rPr>
+          <w:i/>
+          <w:sz w:val="18"/>
+        </w:rPr>
+        <w:t>Figure: Collector Reviews section with verified purchase badges and rating breakdown</w:t>
+      </w:r>
+    </w:p>
+    <w:p/>
+    <w:p>
+      <w:pPr>
+        <w:pStyle w:val="Heading3"/>
         <w:keepNext w:val="true"/>
         <w:spacing w:lineRule="auto" w:line="480" w:before="240" w:after="120"/>
         <w:rPr/>
@@ -5165,7 +5182,7 @@
           <w:sz w:val="24"/>
           <w:szCs w:val="24"/>
         </w:rPr>
-        <w:t>3.3.8  Secure Multi-Step Checkout</w:t>
+        <w:t>3.3.9  Secure Multi-Step Checkout</w:t>
       </w:r>
     </w:p>
     <w:p>
@@ -5301,7 +5318,7 @@
           <w:sz w:val="24"/>
           <w:szCs w:val="24"/>
         </w:rPr>
-        <w:t>3.3.9  Responsive Navigation &amp; Meta Links</w:t>
+        <w:t>3.3.10  Responsive Navigation &amp; Meta Links</w:t>
       </w:r>
     </w:p>
     <w:p>
